--- a/files/pismo-o-vklyuchenii-v-svodnyy-reestr.v1-0.docx
+++ b/files/pismo-o-vklyuchenii-v-svodnyy-reestr.v1-0.docx
@@ -3,6 +3,9 @@
 <w:document xmlns:wpc="http://schemas.microsoft.com/office/word/2010/wordprocessingCanvas" xmlns:mo="http://schemas.microsoft.com/office/mac/office/2008/main" xmlns:mc="http://schemas.openxmlformats.org/markup-compatibility/2006" xmlns:mv="urn:schemas-microsoft-com:mac:vml" xmlns:o="urn:schemas-microsoft-com:office:office" xmlns:r="http://schemas.openxmlformats.org/officeDocument/2006/relationships" xmlns:m="http://schemas.openxmlformats.org/officeDocument/2006/math" xmlns:v="urn:schemas-microsoft-com:vml" xmlns:wp14="http://schemas.microsoft.com/office/word/2010/wordprocessingDrawing" xmlns:wp="http://schemas.openxmlformats.org/drawingml/2006/wordprocessingDrawing" xmlns:w10="urn:schemas-microsoft-com:office:word" xmlns:w="http://schemas.openxmlformats.org/wordprocessingml/2006/main" xmlns:w14="http://schemas.microsoft.com/office/word/2010/wordml" xmlns:wpg="http://schemas.microsoft.com/office/word/2010/wordprocessingGroup" xmlns:wpi="http://schemas.microsoft.com/office/word/2010/wordprocessingInk" xmlns:wne="http://schemas.microsoft.com/office/word/2006/wordml" xmlns:wps="http://schemas.microsoft.com/office/word/2010/wordprocessingShape" mc:Ignorable="w14 wp14">
   <w:body>
     <w:p>
+      <w:pPr>
+        <w:spacing w:after="120"/>
+      </w:pPr>
       <w:r>
         <w:rPr>
           <w:i/>
@@ -120,7 +123,7 @@
     </w:p>
     <w:p>
       <w:pPr>
-        <w:spacing w:after="400" w:before="0"/>
+        <w:spacing w:after="360" w:before="0"/>
         <w:jc w:val="both"/>
       </w:pPr>
       <w:r>
@@ -169,9 +172,138 @@
         <w:t>М. П. (при наличии)</w:t>
       </w:r>
     </w:p>
+    <w:p>
+      <w:pPr>
+        <w:spacing w:after="40"/>
+      </w:pPr>
+    </w:p>
+    <w:p>
+      <w:pPr>
+        <w:spacing w:after="120"/>
+        <w:pBdr>
+          <w:top w:val="single" w:sz="6" w:space="6" w:color="D9CFB8"/>
+        </w:pBdr>
+      </w:pPr>
+    </w:p>
+    <w:tbl>
+      <w:tblPr>
+        <w:tblW w:type="auto" w:w="0"/>
+        <w:jc w:val="left"/>
+        <w:tblLayout w:type="fixed"/>
+        <w:tblLook w:firstColumn="1" w:firstRow="1" w:lastColumn="0" w:lastRow="0" w:noHBand="0" w:noVBand="1" w:val="04A0"/>
+        <w:tblBorders>
+          <w:top w:val="none"/>
+          <w:left w:val="none"/>
+          <w:bottom w:val="none"/>
+          <w:right w:val="none"/>
+          <w:insideH w:val="none"/>
+          <w:insideV w:val="none"/>
+        </w:tblBorders>
+      </w:tblPr>
+      <w:tblGrid>
+        <w:gridCol w:w="794"/>
+        <w:gridCol w:w="8561"/>
+      </w:tblGrid>
+      <w:tr>
+        <w:tc>
+          <w:tcPr>
+            <w:tcW w:type="dxa" w:w="4844"/>
+          </w:tcPr>
+          <w:p>
+            <w:pPr>
+              <w:jc w:val="left"/>
+            </w:pPr>
+            <w:r>
+              <w:drawing>
+                <wp:inline xmlns:a="http://schemas.openxmlformats.org/drawingml/2006/main" xmlns:pic="http://schemas.openxmlformats.org/drawingml/2006/picture">
+                  <wp:extent cx="413999" cy="413999"/>
+                  <wp:docPr id="1" name="Picture 1"/>
+                  <wp:cNvGraphicFramePr>
+                    <a:graphicFrameLocks noChangeAspect="1"/>
+                  </wp:cNvGraphicFramePr>
+                  <a:graphic>
+                    <a:graphicData uri="http://schemas.openxmlformats.org/drawingml/2006/picture">
+                      <pic:pic>
+                        <pic:nvPicPr>
+                          <pic:cNvPr id="0" name="kazna-logo.png"/>
+                          <pic:cNvPicPr/>
+                        </pic:nvPicPr>
+                        <pic:blipFill>
+                          <a:blip r:embed="rId9"/>
+                          <a:stretch>
+                            <a:fillRect/>
+                          </a:stretch>
+                        </pic:blipFill>
+                        <pic:spPr>
+                          <a:xfrm>
+                            <a:off x="0" y="0"/>
+                            <a:ext cx="413999" cy="413999"/>
+                          </a:xfrm>
+                          <a:prstGeom prst="rect"/>
+                        </pic:spPr>
+                      </pic:pic>
+                    </a:graphicData>
+                  </a:graphic>
+                </wp:inline>
+              </w:drawing>
+            </w:r>
+          </w:p>
+        </w:tc>
+        <w:tc>
+          <w:tcPr>
+            <w:tcW w:type="dxa" w:w="4844"/>
+          </w:tcPr>
+          <w:p>
+            <w:pPr>
+              <w:spacing w:after="0"/>
+            </w:pPr>
+            <w:r>
+              <w:rPr>
+                <w:b/>
+                <w:color w:val="15846B"/>
+                <w:sz w:val="26"/>
+              </w:rPr>
+              <w:t>Казна</w:t>
+            </w:r>
+            <w:r>
+              <w:rPr>
+                <w:color w:val="1C1E20"/>
+                <w:sz w:val="20"/>
+              </w:rPr>
+              <w:t xml:space="preserve">  — казначейское сопровождение госконтрактов под ключ</w:t>
+            </w:r>
+          </w:p>
+          <w:p>
+            <w:pPr>
+              <w:spacing w:before="20" w:after="0"/>
+            </w:pPr>
+            <w:r>
+              <w:rPr>
+                <w:color w:val="3A4046"/>
+                <w:sz w:val="19"/>
+              </w:rPr>
+              <w:t>kazna-gov.ru  ·  +7 (495) 108-42-32 (9:00–21:00 МСК)  ·  Telegram @kaznagovru  ·  manager@kazna-gov.ru</w:t>
+            </w:r>
+          </w:p>
+          <w:p>
+            <w:pPr>
+              <w:spacing w:before="20"/>
+            </w:pPr>
+            <w:r>
+              <w:rPr>
+                <w:i/>
+                <w:color w:val="808080"/>
+                <w:sz w:val="18"/>
+              </w:rPr>
+              <w:t>Поможем включить организацию в Сводный реестр и открыть лицевой счёт — подготовим документы и подадим за вас.</w:t>
+            </w:r>
+          </w:p>
+        </w:tc>
+      </w:tr>
+    </w:tbl>
     <w:sectPr>
       <w:pgSz w:w="12240" w:h="15840"/>
-      <w:pgMar w:top="1134" w:right="850" w:bottom="1134" w:left="1701" w:header="720" w:footer="720" w:gutter="0"/>
+      <w:pgMar w:top="1134" w:right="850" w:bottom="850" w:left="1701" w:header="720" w:footer="720" w:gutter="0"/>
       <w:cols w:space="720"/>
       <w:docGrid w:linePitch="360"/>
     </w:sectPr>

--- a/files/pismo-o-vklyuchenii-v-svodnyy-reestr.v1-0.docx
+++ b/files/pismo-o-vklyuchenii-v-svodnyy-reestr.v1-0.docx
@@ -9,7 +9,7 @@
       <w:r>
         <w:rPr>
           <w:i/>
-          <w:color w:val="808080"/>
+          <w:color w:val="8A8A86"/>
           <w:sz w:val="18"/>
         </w:rPr>
         <w:t>Оформляется на фирменном бланке организации. Текст в квадратных скобках замените своими данными и удалите подсказки. Подпись — руководитель или уполномоченное лицо; при наличии — печать.</w:t>
@@ -174,21 +174,13 @@
     </w:p>
     <w:p>
       <w:pPr>
-        <w:spacing w:after="40"/>
-      </w:pPr>
-    </w:p>
-    <w:p>
-      <w:pPr>
-        <w:spacing w:after="120"/>
-        <w:pBdr>
-          <w:top w:val="single" w:sz="6" w:space="6" w:color="D9CFB8"/>
-        </w:pBdr>
+        <w:spacing w:before="320" w:after="0"/>
       </w:pPr>
     </w:p>
     <w:tbl>
       <w:tblPr>
         <w:tblW w:type="auto" w:w="0"/>
-        <w:jc w:val="left"/>
+        <w:jc w:val="center"/>
         <w:tblLayout w:type="fixed"/>
         <w:tblLook w:firstColumn="1" w:firstRow="1" w:lastColumn="0" w:lastRow="0" w:noHBand="0" w:noVBand="1" w:val="04A0"/>
         <w:tblBorders>
@@ -201,22 +193,34 @@
         </w:tblBorders>
       </w:tblPr>
       <w:tblGrid>
-        <w:gridCol w:w="794"/>
-        <w:gridCol w:w="8561"/>
+        <w:gridCol w:w="1134"/>
+        <w:gridCol w:w="8220"/>
       </w:tblGrid>
       <w:tr>
         <w:tc>
           <w:tcPr>
-            <w:tcW w:type="dxa" w:w="4844"/>
+            <w:tcW w:type="dxa" w:w="1134"/>
+            <w:shd w:val="clear" w:fill="F4F9F6"/>
+            <w:tcBorders>
+              <w:left w:val="single" w:sz="18" w:space="0" w:color="15846B"/>
+            </w:tcBorders>
+            <w:tcMar>
+              <w:top w:w="170" w:type="dxa"/>
+              <w:start w:w="150" w:type="dxa"/>
+              <w:bottom w:w="170" w:type="dxa"/>
+              <w:end w:w="60" w:type="dxa"/>
+            </w:tcMar>
+            <w:vAlign w:val="center"/>
           </w:tcPr>
           <w:p>
             <w:pPr>
-              <w:jc w:val="left"/>
+              <w:spacing w:after="0"/>
+              <w:jc w:val="center"/>
             </w:pPr>
             <w:r>
               <w:drawing>
                 <wp:inline xmlns:a="http://schemas.openxmlformats.org/drawingml/2006/main" xmlns:pic="http://schemas.openxmlformats.org/drawingml/2006/picture">
-                  <wp:extent cx="413999" cy="413999"/>
+                  <wp:extent cx="450000" cy="450000"/>
                   <wp:docPr id="1" name="Picture 1"/>
                   <wp:cNvGraphicFramePr>
                     <a:graphicFrameLocks noChangeAspect="1"/>
@@ -237,7 +241,7 @@
                         <pic:spPr>
                           <a:xfrm>
                             <a:off x="0" y="0"/>
-                            <a:ext cx="413999" cy="413999"/>
+                            <a:ext cx="450000" cy="450000"/>
                           </a:xfrm>
                           <a:prstGeom prst="rect"/>
                         </pic:spPr>
@@ -251,51 +255,102 @@
         </w:tc>
         <w:tc>
           <w:tcPr>
-            <w:tcW w:type="dxa" w:w="4844"/>
+            <w:tcW w:type="dxa" w:w="8220"/>
+            <w:shd w:val="clear" w:fill="F4F9F6"/>
+            <w:tcMar>
+              <w:top w:w="150" w:type="dxa"/>
+              <w:start w:w="60" w:type="dxa"/>
+              <w:bottom w:w="150" w:type="dxa"/>
+              <w:end w:w="160" w:type="dxa"/>
+            </w:tcMar>
+            <w:vAlign w:val="center"/>
           </w:tcPr>
           <w:p>
             <w:pPr>
-              <w:spacing w:after="0"/>
+              <w:spacing w:after="40"/>
             </w:pPr>
             <w:r>
               <w:rPr>
                 <w:b/>
                 <w:color w:val="15846B"/>
-                <w:sz w:val="26"/>
+                <w:sz w:val="28"/>
               </w:rPr>
               <w:t>Казна</w:t>
             </w:r>
             <w:r>
               <w:rPr>
-                <w:color w:val="1C1E20"/>
-                <w:sz w:val="20"/>
+                <w:color w:val="2A2E30"/>
+                <w:sz w:val="19"/>
               </w:rPr>
-              <w:t xml:space="preserve">  — казначейское сопровождение госконтрактов под ключ</w:t>
+              <w:t xml:space="preserve">   Казначейское сопровождение госконтрактов под ключ</w:t>
             </w:r>
           </w:p>
           <w:p>
             <w:pPr>
-              <w:spacing w:before="20" w:after="0"/>
+              <w:spacing w:after="20" w:before="40"/>
             </w:pPr>
             <w:r>
               <w:rPr>
-                <w:color w:val="3A4046"/>
+                <w:b/>
+                <w:color w:val="0F5F4D"/>
                 <w:sz w:val="19"/>
               </w:rPr>
-              <w:t>kazna-gov.ru  ·  +7 (495) 108-42-32 (9:00–21:00 МСК)  ·  Telegram @kaznagovru  ·  manager@kazna-gov.ru</w:t>
+              <w:t>kazna-gov.ru</w:t>
+            </w:r>
+            <w:r>
+              <w:rPr>
+                <w:color w:val="B6C9C0"/>
+                <w:sz w:val="19"/>
+              </w:rPr>
+              <w:t xml:space="preserve">    ·    </w:t>
+            </w:r>
+            <w:r>
+              <w:rPr>
+                <w:color w:val="454B50"/>
+                <w:sz w:val="19"/>
+              </w:rPr>
+              <w:t>+7 (495) 108-42-32</w:t>
+            </w:r>
+            <w:r>
+              <w:rPr>
+                <w:color w:val="B6C9C0"/>
+                <w:sz w:val="19"/>
+              </w:rPr>
+              <w:t xml:space="preserve">    ·    </w:t>
+            </w:r>
+            <w:r>
+              <w:rPr>
+                <w:color w:val="454B50"/>
+                <w:sz w:val="19"/>
+              </w:rPr>
+              <w:t>Telegram @kaznagovru</w:t>
+            </w:r>
+            <w:r>
+              <w:rPr>
+                <w:color w:val="B6C9C0"/>
+                <w:sz w:val="19"/>
+              </w:rPr>
+              <w:t xml:space="preserve">    ·    </w:t>
+            </w:r>
+            <w:r>
+              <w:rPr>
+                <w:color w:val="454B50"/>
+                <w:sz w:val="19"/>
+              </w:rPr>
+              <w:t>manager@kazna-gov.ru</w:t>
             </w:r>
           </w:p>
           <w:p>
             <w:pPr>
-              <w:spacing w:before="20"/>
+              <w:spacing w:before="60" w:after="0"/>
             </w:pPr>
             <w:r>
               <w:rPr>
                 <w:i/>
-                <w:color w:val="808080"/>
+                <w:color w:val="8A8A86"/>
                 <w:sz w:val="18"/>
               </w:rPr>
-              <w:t>Поможем включить организацию в Сводный реестр и открыть лицевой счёт — подготовим документы и подадим за вас.</w:t>
+              <w:t>Поможем включить организацию в Сводный реестр и открыть лицевой счёт — подготовим документы и подадим за вас. Ежедневно 9:00–21:00 МСК.</w:t>
             </w:r>
           </w:p>
         </w:tc>
